--- a/lab3/report/pre/LAB3_예비보고서.docx
+++ b/lab3/report/pre/LAB3_예비보고서.docx
@@ -1756,7 +1756,7 @@
                 <w:color w:val="222222"/>
                 <w:sz w:val="14"/>
               </w:rPr>
-              <w:t>작업 기준 HEAD</w:t>
+              <w:t>LAB2 기준 커밋</w:t>
             </w:r>
           </w:p>
         </w:tc>
@@ -1782,7 +1782,7 @@
                 <w:color w:val="222222"/>
                 <w:sz w:val="14"/>
               </w:rPr>
-              <w:t>8b414e72f9bab7a9fbb23e53208ae41fdffddba6</w:t>
+              <w:t>67b9370 (lab2_3)</w:t>
             </w:r>
           </w:p>
         </w:tc>
@@ -1813,7 +1813,7 @@
                 <w:color w:val="222222"/>
                 <w:sz w:val="14"/>
               </w:rPr>
-              <w:t>실험 폴더</w:t>
+              <w:t>LAB3 코드 커밋</w:t>
             </w:r>
           </w:p>
         </w:tc>
@@ -1821,6 +1821,63 @@
           <w:tcPr>
             <w:tcW w:type="dxa" w:w="3197"/>
             <w:shd w:val="clear" w:color="auto" w:fill="EAF2F8"/>
+            <w:vAlign w:val="center"/>
+          </w:tcPr>
+          <w:p>
+            <w:pPr>
+              <w:keepNext w:val="0"/>
+              <w:keepLines/>
+              <w:widowControl/>
+              <w:spacing w:before="0" w:after="0" w:line="240" w:lineRule="auto"/>
+              <w:jc w:val="left"/>
+            </w:pPr>
+            <w:r>
+              <w:rPr>
+                <w:rFonts w:ascii="Nanum Gothic" w:hAnsi="Nanum Gothic" w:eastAsia="Nanum Gothic" w:cs="Nanum Gothic"/>
+                <w:b w:val="0"/>
+                <w:i w:val="0"/>
+                <w:color w:val="222222"/>
+                <w:sz w:val="14"/>
+              </w:rPr>
+              <w:t>090e0da (보고서의 GitHub 주소가 가리키는 커밋)</w:t>
+            </w:r>
+          </w:p>
+        </w:tc>
+      </w:tr>
+      <w:tr>
+        <w:trPr>
+          <w:cantSplit/>
+        </w:trPr>
+        <w:tc>
+          <w:tcPr>
+            <w:tcW w:type="dxa" w:w="1440"/>
+            <w:shd w:val="clear" w:color="auto" w:fill="FFFFFF"/>
+            <w:vAlign w:val="center"/>
+          </w:tcPr>
+          <w:p>
+            <w:pPr>
+              <w:keepNext w:val="0"/>
+              <w:keepLines/>
+              <w:widowControl/>
+              <w:spacing w:before="0" w:after="0" w:line="240" w:lineRule="auto"/>
+              <w:jc w:val="center"/>
+            </w:pPr>
+            <w:r>
+              <w:rPr>
+                <w:rFonts w:ascii="Nanum Gothic" w:hAnsi="Nanum Gothic" w:eastAsia="Nanum Gothic" w:cs="Nanum Gothic"/>
+                <w:b w:val="0"/>
+                <w:i w:val="0"/>
+                <w:color w:val="222222"/>
+                <w:sz w:val="14"/>
+              </w:rPr>
+              <w:t>실험 폴더</w:t>
+            </w:r>
+          </w:p>
+        </w:tc>
+        <w:tc>
+          <w:tcPr>
+            <w:tcW w:type="dxa" w:w="3197"/>
+            <w:shd w:val="clear" w:color="auto" w:fill="FFFFFF"/>
             <w:vAlign w:val="center"/>
           </w:tcPr>
           <w:p>
@@ -1867,6 +1924,35 @@
         <w:keepNext w:val="0"/>
         <w:keepLines/>
         <w:widowControl/>
+        <w:spacing w:before="20" w:after="100" w:line="240" w:lineRule="auto"/>
+      </w:pPr>
+      <w:r>
+        <w:rPr>
+          <w:rFonts w:ascii="Nanum Gothic" w:hAnsi="Nanum Gothic" w:eastAsia="Nanum Gothic" w:cs="Nanum Gothic"/>
+          <w:b/>
+          <w:i w:val="0"/>
+          <w:color w:val="555555"/>
+          <w:sz w:val="14"/>
+        </w:rPr>
+        <w:t xml:space="preserve">GitHub: </w:t>
+      </w:r>
+      <w:hyperlink r:id="rId11">
+        <w:r>
+          <w:rPr>
+            <w:rFonts w:ascii="Nanum Gothic" w:hAnsi="Nanum Gothic" w:eastAsia="Nanum Gothic" w:cs="Nanum Gothic"/>
+            <w:color w:val="0563C1"/>
+            <w:u w:val="single"/>
+            <w:sz w:val="14"/>
+          </w:rPr>
+          <w:t xml:space="preserve">https://github.com/tae2yi/UOS_ece2/tree/090e0da/lab3</w:t>
+        </w:r>
+      </w:hyperlink>
+    </w:p>
+    <w:p>
+      <w:pPr>
+        <w:keepNext w:val="0"/>
+        <w:keepLines/>
+        <w:widowControl/>
         <w:spacing w:before="0" w:after="80" w:line="269" w:lineRule="auto"/>
       </w:pPr>
       <w:r>
@@ -1877,7 +1963,7 @@
           <w:color w:val="000000"/>
           <w:sz w:val="20"/>
         </w:rPr>
-        <w:t>LAB3 폴더는 위 HEAD 이후 작업 트리에 추가한 상태다. 제출 전에 src·sim·constraints·simulation.json과 보고서 자료를 commit하고, 최종 commit hash를 실험 후 보고서에 적는다. 수정 실험의 소스 사본·로그·VCD는 lab3/report/pre/mod에 있다.</w:t>
+        <w:t>LAB3의 RTL·TB·XDC, 빌드 스크립트, 수정 실험 자료는 커밋 090e0da에 들어 있다. 각 코드 블록 아래의 GitHub 주소는 이 커밋에 고정되어 해당 줄 범위를 가리키므로, 이후 파일이 바뀌어도 보고서의 코드와 일치한다. 파일 역할 표의 파일 이름도 같은 커밋의 파일로 연결된다. 실험 후 보고서에는 최종 commit hash를 다시 적는다.</w:t>
       </w:r>
     </w:p>
     <w:p>
@@ -1978,7 +2064,7 @@
                     <pic:cNvPicPr/>
                   </pic:nvPicPr>
                   <pic:blipFill>
-                    <a:blip r:embed="rId11"/>
+                    <a:blip r:embed="rId12"/>
                     <a:stretch>
                       <a:fillRect/>
                     </a:stretch>
@@ -3814,16 +3900,17 @@
               <w:spacing w:before="0" w:after="0" w:line="240" w:lineRule="auto"/>
               <w:jc w:val="left"/>
             </w:pPr>
-            <w:r>
-              <w:rPr>
-                <w:rFonts w:ascii="Nanum Gothic" w:hAnsi="Nanum Gothic" w:eastAsia="Nanum Gothic" w:cs="Nanum Gothic"/>
-                <w:b w:val="0"/>
-                <w:i w:val="0"/>
-                <w:color w:val="222222"/>
-                <w:sz w:val="14"/>
-              </w:rPr>
-              <w:t>src/button_onepulse.v</w:t>
-            </w:r>
+            <w:hyperlink r:id="rId13">
+              <w:r>
+                <w:rPr>
+                  <w:rFonts w:ascii="Nanum Gothic" w:hAnsi="Nanum Gothic" w:eastAsia="Nanum Gothic" w:cs="Nanum Gothic"/>
+                  <w:color w:val="0563C1"/>
+                  <w:u w:val="single"/>
+                  <w:sz w:val="14"/>
+                </w:rPr>
+                <w:t xml:space="preserve">src/button_onepulse.v</w:t>
+              </w:r>
+            </w:hyperlink>
           </w:p>
         </w:tc>
         <w:tc>
@@ -3871,16 +3958,17 @@
               <w:spacing w:before="0" w:after="0" w:line="240" w:lineRule="auto"/>
               <w:jc w:val="left"/>
             </w:pPr>
-            <w:r>
-              <w:rPr>
-                <w:rFonts w:ascii="Nanum Gothic" w:hAnsi="Nanum Gothic" w:eastAsia="Nanum Gothic" w:cs="Nanum Gothic"/>
-                <w:b w:val="0"/>
-                <w:i w:val="0"/>
-                <w:color w:val="222222"/>
-                <w:sz w:val="14"/>
-              </w:rPr>
-              <w:t>src/pwm_channel.v</w:t>
-            </w:r>
+            <w:hyperlink r:id="rId14">
+              <w:r>
+                <w:rPr>
+                  <w:rFonts w:ascii="Nanum Gothic" w:hAnsi="Nanum Gothic" w:eastAsia="Nanum Gothic" w:cs="Nanum Gothic"/>
+                  <w:color w:val="0563C1"/>
+                  <w:u w:val="single"/>
+                  <w:sz w:val="14"/>
+                </w:rPr>
+                <w:t xml:space="preserve">src/pwm_channel.v</w:t>
+              </w:r>
+            </w:hyperlink>
           </w:p>
         </w:tc>
         <w:tc>
@@ -3928,16 +4016,17 @@
               <w:spacing w:before="0" w:after="0" w:line="240" w:lineRule="auto"/>
               <w:jc w:val="left"/>
             </w:pPr>
-            <w:r>
-              <w:rPr>
-                <w:rFonts w:ascii="Nanum Gothic" w:hAnsi="Nanum Gothic" w:eastAsia="Nanum Gothic" w:cs="Nanum Gothic"/>
-                <w:b w:val="0"/>
-                <w:i w:val="0"/>
-                <w:color w:val="222222"/>
-                <w:sz w:val="14"/>
-              </w:rPr>
-              <w:t>src/lab3_led_pwm.v</w:t>
-            </w:r>
+            <w:hyperlink r:id="rId15">
+              <w:r>
+                <w:rPr>
+                  <w:rFonts w:ascii="Nanum Gothic" w:hAnsi="Nanum Gothic" w:eastAsia="Nanum Gothic" w:cs="Nanum Gothic"/>
+                  <w:color w:val="0563C1"/>
+                  <w:u w:val="single"/>
+                  <w:sz w:val="14"/>
+                </w:rPr>
+                <w:t xml:space="preserve">src/lab3_led_pwm.v</w:t>
+              </w:r>
+            </w:hyperlink>
           </w:p>
         </w:tc>
         <w:tc>
@@ -3985,16 +4074,17 @@
               <w:spacing w:before="0" w:after="0" w:line="240" w:lineRule="auto"/>
               <w:jc w:val="left"/>
             </w:pPr>
-            <w:r>
-              <w:rPr>
-                <w:rFonts w:ascii="Nanum Gothic" w:hAnsi="Nanum Gothic" w:eastAsia="Nanum Gothic" w:cs="Nanum Gothic"/>
-                <w:b w:val="0"/>
-                <w:i w:val="0"/>
-                <w:color w:val="222222"/>
-                <w:sz w:val="14"/>
-              </w:rPr>
-              <w:t>sim/tb_led_pwm.sv</w:t>
-            </w:r>
+            <w:hyperlink r:id="rId16">
+              <w:r>
+                <w:rPr>
+                  <w:rFonts w:ascii="Nanum Gothic" w:hAnsi="Nanum Gothic" w:eastAsia="Nanum Gothic" w:cs="Nanum Gothic"/>
+                  <w:color w:val="0563C1"/>
+                  <w:u w:val="single"/>
+                  <w:sz w:val="14"/>
+                </w:rPr>
+                <w:t xml:space="preserve">sim/tb_led_pwm.sv</w:t>
+              </w:r>
+            </w:hyperlink>
           </w:p>
         </w:tc>
         <w:tc>
@@ -4042,16 +4132,17 @@
               <w:spacing w:before="0" w:after="0" w:line="240" w:lineRule="auto"/>
               <w:jc w:val="left"/>
             </w:pPr>
-            <w:r>
-              <w:rPr>
-                <w:rFonts w:ascii="Nanum Gothic" w:hAnsi="Nanum Gothic" w:eastAsia="Nanum Gothic" w:cs="Nanum Gothic"/>
-                <w:b w:val="0"/>
-                <w:i w:val="0"/>
-                <w:color w:val="222222"/>
-                <w:sz w:val="14"/>
-              </w:rPr>
-              <w:t>constraints/lab3_led_pwm.xdc</w:t>
-            </w:r>
+            <w:hyperlink r:id="rId17">
+              <w:r>
+                <w:rPr>
+                  <w:rFonts w:ascii="Nanum Gothic" w:hAnsi="Nanum Gothic" w:eastAsia="Nanum Gothic" w:cs="Nanum Gothic"/>
+                  <w:color w:val="0563C1"/>
+                  <w:u w:val="single"/>
+                  <w:sz w:val="14"/>
+                </w:rPr>
+                <w:t xml:space="preserve">constraints/lab3_led_pwm.xdc</w:t>
+              </w:r>
+            </w:hyperlink>
           </w:p>
         </w:tc>
         <w:tc>
@@ -4398,17 +4489,29 @@
         <w:keepNext w:val="0"/>
         <w:keepLines/>
         <w:widowControl/>
-        <w:spacing w:before="0" w:after="80" w:line="240" w:lineRule="auto"/>
+        <w:spacing w:before="20" w:after="100" w:line="240" w:lineRule="auto"/>
       </w:pPr>
       <w:r>
         <w:rPr>
           <w:rFonts w:ascii="Nanum Gothic" w:hAnsi="Nanum Gothic" w:eastAsia="Nanum Gothic" w:cs="Nanum Gothic"/>
-          <w:b w:val="0"/>
+          <w:b/>
           <w:i w:val="0"/>
-          <w:color w:val="000000"/>
-          <w:sz w:val="4"/>
+          <w:color w:val="555555"/>
+          <w:sz w:val="14"/>
         </w:rPr>
+        <w:t xml:space="preserve">GitHub: </w:t>
       </w:r>
+      <w:hyperlink r:id="rId18">
+        <w:r>
+          <w:rPr>
+            <w:rFonts w:ascii="Nanum Gothic" w:hAnsi="Nanum Gothic" w:eastAsia="Nanum Gothic" w:cs="Nanum Gothic"/>
+            <w:color w:val="0563C1"/>
+            <w:u w:val="single"/>
+            <w:sz w:val="14"/>
+          </w:rPr>
+          <w:t xml:space="preserve">https://github.com/tae2yi/UOS_ece2/blob/090e0da/lab3/lab3_01_led_pwm/src/pwm_channel.v#L15-L33</w:t>
+        </w:r>
+      </w:hyperlink>
     </w:p>
     <w:p>
       <w:pPr>
@@ -5031,17 +5134,29 @@
         <w:keepNext w:val="0"/>
         <w:keepLines/>
         <w:widowControl/>
-        <w:spacing w:before="0" w:after="80" w:line="240" w:lineRule="auto"/>
+        <w:spacing w:before="20" w:after="100" w:line="240" w:lineRule="auto"/>
       </w:pPr>
       <w:r>
         <w:rPr>
           <w:rFonts w:ascii="Nanum Gothic" w:hAnsi="Nanum Gothic" w:eastAsia="Nanum Gothic" w:cs="Nanum Gothic"/>
-          <w:b w:val="0"/>
+          <w:b/>
           <w:i w:val="0"/>
-          <w:color w:val="000000"/>
-          <w:sz w:val="4"/>
+          <w:color w:val="555555"/>
+          <w:sz w:val="14"/>
         </w:rPr>
+        <w:t xml:space="preserve">로그: </w:t>
       </w:r>
+      <w:hyperlink r:id="rId19">
+        <w:r>
+          <w:rPr>
+            <w:rFonts w:ascii="Nanum Gothic" w:hAnsi="Nanum Gothic" w:eastAsia="Nanum Gothic" w:cs="Nanum Gothic"/>
+            <w:color w:val="0563C1"/>
+            <w:u w:val="single"/>
+            <w:sz w:val="14"/>
+          </w:rPr>
+          <w:t xml:space="preserve">https://github.com/tae2yi/UOS_ece2/blob/090e0da/lab3/report/pre/logs/lab3_01_led_pwm_icarus_normal.txt</w:t>
+        </w:r>
+      </w:hyperlink>
     </w:p>
     <w:p>
       <w:pPr>
@@ -5085,7 +5200,7 @@
                     <pic:cNvPicPr/>
                   </pic:nvPicPr>
                   <pic:blipFill>
-                    <a:blip r:embed="rId12"/>
+                    <a:blip r:embed="rId20"/>
                     <a:stretch>
                       <a:fillRect/>
                     </a:stretch>
@@ -5234,17 +5349,29 @@
         <w:keepNext w:val="0"/>
         <w:keepLines/>
         <w:widowControl/>
-        <w:spacing w:before="0" w:after="80" w:line="240" w:lineRule="auto"/>
+        <w:spacing w:before="20" w:after="100" w:line="240" w:lineRule="auto"/>
       </w:pPr>
       <w:r>
         <w:rPr>
           <w:rFonts w:ascii="Nanum Gothic" w:hAnsi="Nanum Gothic" w:eastAsia="Nanum Gothic" w:cs="Nanum Gothic"/>
-          <w:b w:val="0"/>
+          <w:b/>
           <w:i w:val="0"/>
-          <w:color w:val="000000"/>
-          <w:sz w:val="4"/>
+          <w:color w:val="555555"/>
+          <w:sz w:val="14"/>
         </w:rPr>
+        <w:t xml:space="preserve">diff: </w:t>
       </w:r>
+      <w:hyperlink r:id="rId21">
+        <w:r>
+          <w:rPr>
+            <w:rFonts w:ascii="Nanum Gothic" w:hAnsi="Nanum Gothic" w:eastAsia="Nanum Gothic" w:cs="Nanum Gothic"/>
+            <w:color w:val="0563C1"/>
+            <w:u w:val="single"/>
+            <w:sz w:val="14"/>
+          </w:rPr>
+          <w:t xml:space="preserve">https://github.com/tae2yi/UOS_ece2/blob/090e0da/lab3/report/pre/mod/01_led_pwm/modification.diff</w:t>
+        </w:r>
+      </w:hyperlink>
     </w:p>
     <w:tbl>
       <w:tblPr>
@@ -5543,7 +5670,7 @@
                     <pic:cNvPicPr/>
                   </pic:nvPicPr>
                   <pic:blipFill>
-                    <a:blip r:embed="rId13"/>
+                    <a:blip r:embed="rId22"/>
                     <a:stretch>
                       <a:fillRect/>
                     </a:stretch>
@@ -5606,7 +5733,7 @@
                     <pic:cNvPicPr/>
                   </pic:nvPicPr>
                   <pic:blipFill>
-                    <a:blip r:embed="rId14"/>
+                    <a:blip r:embed="rId23"/>
                     <a:stretch>
                       <a:fillRect/>
                     </a:stretch>
@@ -6224,7 +6351,7 @@
                     <pic:cNvPicPr/>
                   </pic:nvPicPr>
                   <pic:blipFill>
-                    <a:blip r:embed="rId15"/>
+                    <a:blip r:embed="rId24"/>
                     <a:stretch>
                       <a:fillRect/>
                     </a:stretch>
@@ -7590,16 +7717,17 @@
               <w:spacing w:before="0" w:after="0" w:line="240" w:lineRule="auto"/>
               <w:jc w:val="left"/>
             </w:pPr>
-            <w:r>
-              <w:rPr>
-                <w:rFonts w:ascii="Nanum Gothic" w:hAnsi="Nanum Gothic" w:eastAsia="Nanum Gothic" w:cs="Nanum Gothic"/>
-                <w:b w:val="0"/>
-                <w:i w:val="0"/>
-                <w:color w:val="222222"/>
-                <w:sz w:val="14"/>
-              </w:rPr>
-              <w:t>src/button_onepulse.v</w:t>
-            </w:r>
+            <w:hyperlink r:id="rId25">
+              <w:r>
+                <w:rPr>
+                  <w:rFonts w:ascii="Nanum Gothic" w:hAnsi="Nanum Gothic" w:eastAsia="Nanum Gothic" w:cs="Nanum Gothic"/>
+                  <w:color w:val="0563C1"/>
+                  <w:u w:val="single"/>
+                  <w:sz w:val="14"/>
+                </w:rPr>
+                <w:t xml:space="preserve">src/button_onepulse.v</w:t>
+              </w:r>
+            </w:hyperlink>
           </w:p>
         </w:tc>
         <w:tc>
@@ -7647,16 +7775,17 @@
               <w:spacing w:before="0" w:after="0" w:line="240" w:lineRule="auto"/>
               <w:jc w:val="left"/>
             </w:pPr>
-            <w:r>
-              <w:rPr>
-                <w:rFonts w:ascii="Nanum Gothic" w:hAnsi="Nanum Gothic" w:eastAsia="Nanum Gothic" w:cs="Nanum Gothic"/>
-                <w:b w:val="0"/>
-                <w:i w:val="0"/>
-                <w:color w:val="222222"/>
-                <w:sz w:val="14"/>
-              </w:rPr>
-              <w:t>src/pwm_channel.v</w:t>
-            </w:r>
+            <w:hyperlink r:id="rId26">
+              <w:r>
+                <w:rPr>
+                  <w:rFonts w:ascii="Nanum Gothic" w:hAnsi="Nanum Gothic" w:eastAsia="Nanum Gothic" w:cs="Nanum Gothic"/>
+                  <w:color w:val="0563C1"/>
+                  <w:u w:val="single"/>
+                  <w:sz w:val="14"/>
+                </w:rPr>
+                <w:t xml:space="preserve">src/pwm_channel.v</w:t>
+              </w:r>
+            </w:hyperlink>
           </w:p>
         </w:tc>
         <w:tc>
@@ -7704,16 +7833,17 @@
               <w:spacing w:before="0" w:after="0" w:line="240" w:lineRule="auto"/>
               <w:jc w:val="left"/>
             </w:pPr>
-            <w:r>
-              <w:rPr>
-                <w:rFonts w:ascii="Nanum Gothic" w:hAnsi="Nanum Gothic" w:eastAsia="Nanum Gothic" w:cs="Nanum Gothic"/>
-                <w:b w:val="0"/>
-                <w:i w:val="0"/>
-                <w:color w:val="222222"/>
-                <w:sz w:val="14"/>
-              </w:rPr>
-              <w:t>src/lab3_rgb_pwm.v</w:t>
-            </w:r>
+            <w:hyperlink r:id="rId27">
+              <w:r>
+                <w:rPr>
+                  <w:rFonts w:ascii="Nanum Gothic" w:hAnsi="Nanum Gothic" w:eastAsia="Nanum Gothic" w:cs="Nanum Gothic"/>
+                  <w:color w:val="0563C1"/>
+                  <w:u w:val="single"/>
+                  <w:sz w:val="14"/>
+                </w:rPr>
+                <w:t xml:space="preserve">src/lab3_rgb_pwm.v</w:t>
+              </w:r>
+            </w:hyperlink>
           </w:p>
         </w:tc>
         <w:tc>
@@ -7761,16 +7891,17 @@
               <w:spacing w:before="0" w:after="0" w:line="240" w:lineRule="auto"/>
               <w:jc w:val="left"/>
             </w:pPr>
-            <w:r>
-              <w:rPr>
-                <w:rFonts w:ascii="Nanum Gothic" w:hAnsi="Nanum Gothic" w:eastAsia="Nanum Gothic" w:cs="Nanum Gothic"/>
-                <w:b w:val="0"/>
-                <w:i w:val="0"/>
-                <w:color w:val="222222"/>
-                <w:sz w:val="14"/>
-              </w:rPr>
-              <w:t>sim/tb_rgb_pwm.sv</w:t>
-            </w:r>
+            <w:hyperlink r:id="rId28">
+              <w:r>
+                <w:rPr>
+                  <w:rFonts w:ascii="Nanum Gothic" w:hAnsi="Nanum Gothic" w:eastAsia="Nanum Gothic" w:cs="Nanum Gothic"/>
+                  <w:color w:val="0563C1"/>
+                  <w:u w:val="single"/>
+                  <w:sz w:val="14"/>
+                </w:rPr>
+                <w:t xml:space="preserve">sim/tb_rgb_pwm.sv</w:t>
+              </w:r>
+            </w:hyperlink>
           </w:p>
         </w:tc>
         <w:tc>
@@ -7818,16 +7949,17 @@
               <w:spacing w:before="0" w:after="0" w:line="240" w:lineRule="auto"/>
               <w:jc w:val="left"/>
             </w:pPr>
-            <w:r>
-              <w:rPr>
-                <w:rFonts w:ascii="Nanum Gothic" w:hAnsi="Nanum Gothic" w:eastAsia="Nanum Gothic" w:cs="Nanum Gothic"/>
-                <w:b w:val="0"/>
-                <w:i w:val="0"/>
-                <w:color w:val="222222"/>
-                <w:sz w:val="14"/>
-              </w:rPr>
-              <w:t>constraints/lab3_rgb_pwm.xdc</w:t>
-            </w:r>
+            <w:hyperlink r:id="rId29">
+              <w:r>
+                <w:rPr>
+                  <w:rFonts w:ascii="Nanum Gothic" w:hAnsi="Nanum Gothic" w:eastAsia="Nanum Gothic" w:cs="Nanum Gothic"/>
+                  <w:color w:val="0563C1"/>
+                  <w:u w:val="single"/>
+                  <w:sz w:val="14"/>
+                </w:rPr>
+                <w:t xml:space="preserve">constraints/lab3_rgb_pwm.xdc</w:t>
+              </w:r>
+            </w:hyperlink>
           </w:p>
         </w:tc>
         <w:tc>
@@ -8096,17 +8228,29 @@
         <w:keepNext w:val="0"/>
         <w:keepLines/>
         <w:widowControl/>
-        <w:spacing w:before="0" w:after="80" w:line="240" w:lineRule="auto"/>
+        <w:spacing w:before="20" w:after="100" w:line="240" w:lineRule="auto"/>
       </w:pPr>
       <w:r>
         <w:rPr>
           <w:rFonts w:ascii="Nanum Gothic" w:hAnsi="Nanum Gothic" w:eastAsia="Nanum Gothic" w:cs="Nanum Gothic"/>
-          <w:b w:val="0"/>
+          <w:b/>
           <w:i w:val="0"/>
-          <w:color w:val="000000"/>
-          <w:sz w:val="4"/>
+          <w:color w:val="555555"/>
+          <w:sz w:val="14"/>
         </w:rPr>
+        <w:t xml:space="preserve">GitHub: </w:t>
       </w:r>
+      <w:hyperlink r:id="rId30">
+        <w:r>
+          <w:rPr>
+            <w:rFonts w:ascii="Nanum Gothic" w:hAnsi="Nanum Gothic" w:eastAsia="Nanum Gothic" w:cs="Nanum Gothic"/>
+            <w:color w:val="0563C1"/>
+            <w:u w:val="single"/>
+            <w:sz w:val="14"/>
+          </w:rPr>
+          <w:t xml:space="preserve">https://github.com/tae2yi/UOS_ece2/blob/090e0da/lab3/lab3_02_rgb_pwm/src/lab3_rgb_pwm.v#L28-L36</w:t>
+        </w:r>
+      </w:hyperlink>
     </w:p>
     <w:p>
       <w:pPr>
@@ -8628,17 +8772,29 @@
         <w:keepNext w:val="0"/>
         <w:keepLines/>
         <w:widowControl/>
-        <w:spacing w:before="0" w:after="80" w:line="240" w:lineRule="auto"/>
+        <w:spacing w:before="20" w:after="100" w:line="240" w:lineRule="auto"/>
       </w:pPr>
       <w:r>
         <w:rPr>
           <w:rFonts w:ascii="Nanum Gothic" w:hAnsi="Nanum Gothic" w:eastAsia="Nanum Gothic" w:cs="Nanum Gothic"/>
-          <w:b w:val="0"/>
+          <w:b/>
           <w:i w:val="0"/>
-          <w:color w:val="000000"/>
-          <w:sz w:val="4"/>
+          <w:color w:val="555555"/>
+          <w:sz w:val="14"/>
         </w:rPr>
+        <w:t xml:space="preserve">로그: </w:t>
       </w:r>
+      <w:hyperlink r:id="rId31">
+        <w:r>
+          <w:rPr>
+            <w:rFonts w:ascii="Nanum Gothic" w:hAnsi="Nanum Gothic" w:eastAsia="Nanum Gothic" w:cs="Nanum Gothic"/>
+            <w:color w:val="0563C1"/>
+            <w:u w:val="single"/>
+            <w:sz w:val="14"/>
+          </w:rPr>
+          <w:t xml:space="preserve">https://github.com/tae2yi/UOS_ece2/blob/090e0da/lab3/report/pre/logs/lab3_02_rgb_pwm_icarus_normal.txt</w:t>
+        </w:r>
+      </w:hyperlink>
     </w:p>
     <w:p>
       <w:pPr>
@@ -8682,7 +8838,7 @@
                     <pic:cNvPicPr/>
                   </pic:nvPicPr>
                   <pic:blipFill>
-                    <a:blip r:embed="rId16"/>
+                    <a:blip r:embed="rId32"/>
                     <a:stretch>
                       <a:fillRect/>
                     </a:stretch>
@@ -8831,17 +8987,29 @@
         <w:keepNext w:val="0"/>
         <w:keepLines/>
         <w:widowControl/>
-        <w:spacing w:before="0" w:after="80" w:line="240" w:lineRule="auto"/>
+        <w:spacing w:before="20" w:after="100" w:line="240" w:lineRule="auto"/>
       </w:pPr>
       <w:r>
         <w:rPr>
           <w:rFonts w:ascii="Nanum Gothic" w:hAnsi="Nanum Gothic" w:eastAsia="Nanum Gothic" w:cs="Nanum Gothic"/>
-          <w:b w:val="0"/>
+          <w:b/>
           <w:i w:val="0"/>
-          <w:color w:val="000000"/>
-          <w:sz w:val="4"/>
+          <w:color w:val="555555"/>
+          <w:sz w:val="14"/>
         </w:rPr>
+        <w:t xml:space="preserve">diff: </w:t>
       </w:r>
+      <w:hyperlink r:id="rId33">
+        <w:r>
+          <w:rPr>
+            <w:rFonts w:ascii="Nanum Gothic" w:hAnsi="Nanum Gothic" w:eastAsia="Nanum Gothic" w:cs="Nanum Gothic"/>
+            <w:color w:val="0563C1"/>
+            <w:u w:val="single"/>
+            <w:sz w:val="14"/>
+          </w:rPr>
+          <w:t xml:space="preserve">https://github.com/tae2yi/UOS_ece2/blob/090e0da/lab3/report/pre/mod/02_rgb_pwm/modification.diff</w:t>
+        </w:r>
+      </w:hyperlink>
     </w:p>
     <w:tbl>
       <w:tblPr>
@@ -9140,7 +9308,7 @@
                     <pic:cNvPicPr/>
                   </pic:nvPicPr>
                   <pic:blipFill>
-                    <a:blip r:embed="rId17"/>
+                    <a:blip r:embed="rId34"/>
                     <a:stretch>
                       <a:fillRect/>
                     </a:stretch>
@@ -9203,7 +9371,7 @@
                     <pic:cNvPicPr/>
                   </pic:nvPicPr>
                   <pic:blipFill>
-                    <a:blip r:embed="rId18"/>
+                    <a:blip r:embed="rId35"/>
                     <a:stretch>
                       <a:fillRect/>
                     </a:stretch>
@@ -9764,7 +9932,7 @@
                     <pic:cNvPicPr/>
                   </pic:nvPicPr>
                   <pic:blipFill>
-                    <a:blip r:embed="rId19"/>
+                    <a:blip r:embed="rId36"/>
                     <a:stretch>
                       <a:fillRect/>
                     </a:stretch>
@@ -11491,16 +11659,17 @@
               <w:spacing w:before="0" w:after="0" w:line="240" w:lineRule="auto"/>
               <w:jc w:val="left"/>
             </w:pPr>
-            <w:r>
-              <w:rPr>
-                <w:rFonts w:ascii="Nanum Gothic" w:hAnsi="Nanum Gothic" w:eastAsia="Nanum Gothic" w:cs="Nanum Gothic"/>
-                <w:b w:val="0"/>
-                <w:i w:val="0"/>
-                <w:color w:val="222222"/>
-                <w:sz w:val="14"/>
-              </w:rPr>
-              <w:t>src/lab3_piezo.v</w:t>
-            </w:r>
+            <w:hyperlink r:id="rId37">
+              <w:r>
+                <w:rPr>
+                  <w:rFonts w:ascii="Nanum Gothic" w:hAnsi="Nanum Gothic" w:eastAsia="Nanum Gothic" w:cs="Nanum Gothic"/>
+                  <w:color w:val="0563C1"/>
+                  <w:u w:val="single"/>
+                  <w:sz w:val="14"/>
+                </w:rPr>
+                <w:t xml:space="preserve">src/lab3_piezo.v</w:t>
+              </w:r>
+            </w:hyperlink>
           </w:p>
         </w:tc>
         <w:tc>
@@ -11548,16 +11717,17 @@
               <w:spacing w:before="0" w:after="0" w:line="240" w:lineRule="auto"/>
               <w:jc w:val="left"/>
             </w:pPr>
-            <w:r>
-              <w:rPr>
-                <w:rFonts w:ascii="Nanum Gothic" w:hAnsi="Nanum Gothic" w:eastAsia="Nanum Gothic" w:cs="Nanum Gothic"/>
-                <w:b w:val="0"/>
-                <w:i w:val="0"/>
-                <w:color w:val="222222"/>
-                <w:sz w:val="14"/>
-              </w:rPr>
-              <w:t>sim/tb_piezo.sv</w:t>
-            </w:r>
+            <w:hyperlink r:id="rId38">
+              <w:r>
+                <w:rPr>
+                  <w:rFonts w:ascii="Nanum Gothic" w:hAnsi="Nanum Gothic" w:eastAsia="Nanum Gothic" w:cs="Nanum Gothic"/>
+                  <w:color w:val="0563C1"/>
+                  <w:u w:val="single"/>
+                  <w:sz w:val="14"/>
+                </w:rPr>
+                <w:t xml:space="preserve">sim/tb_piezo.sv</w:t>
+              </w:r>
+            </w:hyperlink>
           </w:p>
         </w:tc>
         <w:tc>
@@ -11605,16 +11775,17 @@
               <w:spacing w:before="0" w:after="0" w:line="240" w:lineRule="auto"/>
               <w:jc w:val="left"/>
             </w:pPr>
-            <w:r>
-              <w:rPr>
-                <w:rFonts w:ascii="Nanum Gothic" w:hAnsi="Nanum Gothic" w:eastAsia="Nanum Gothic" w:cs="Nanum Gothic"/>
-                <w:b w:val="0"/>
-                <w:i w:val="0"/>
-                <w:color w:val="222222"/>
-                <w:sz w:val="14"/>
-              </w:rPr>
-              <w:t>constraints/lab3_piezo.xdc</w:t>
-            </w:r>
+            <w:hyperlink r:id="rId39">
+              <w:r>
+                <w:rPr>
+                  <w:rFonts w:ascii="Nanum Gothic" w:hAnsi="Nanum Gothic" w:eastAsia="Nanum Gothic" w:cs="Nanum Gothic"/>
+                  <w:color w:val="0563C1"/>
+                  <w:u w:val="single"/>
+                  <w:sz w:val="14"/>
+                </w:rPr>
+                <w:t xml:space="preserve">constraints/lab3_piezo.xdc</w:t>
+              </w:r>
+            </w:hyperlink>
           </w:p>
         </w:tc>
         <w:tc>
@@ -11883,17 +12054,29 @@
         <w:keepNext w:val="0"/>
         <w:keepLines/>
         <w:widowControl/>
-        <w:spacing w:before="0" w:after="80" w:line="240" w:lineRule="auto"/>
+        <w:spacing w:before="20" w:after="100" w:line="240" w:lineRule="auto"/>
       </w:pPr>
       <w:r>
         <w:rPr>
           <w:rFonts w:ascii="Nanum Gothic" w:hAnsi="Nanum Gothic" w:eastAsia="Nanum Gothic" w:cs="Nanum Gothic"/>
-          <w:b w:val="0"/>
+          <w:b/>
           <w:i w:val="0"/>
-          <w:color w:val="000000"/>
-          <w:sz w:val="4"/>
+          <w:color w:val="555555"/>
+          <w:sz w:val="14"/>
         </w:rPr>
+        <w:t xml:space="preserve">GitHub: </w:t>
       </w:r>
+      <w:hyperlink r:id="rId40">
+        <w:r>
+          <w:rPr>
+            <w:rFonts w:ascii="Nanum Gothic" w:hAnsi="Nanum Gothic" w:eastAsia="Nanum Gothic" w:cs="Nanum Gothic"/>
+            <w:color w:val="0563C1"/>
+            <w:u w:val="single"/>
+            <w:sz w:val="14"/>
+          </w:rPr>
+          <w:t xml:space="preserve">https://github.com/tae2yi/UOS_ece2/blob/090e0da/lab3/lab3_03_piezo/src/lab3_piezo.v#L10-L24</w:t>
+        </w:r>
+      </w:hyperlink>
     </w:p>
     <w:p>
       <w:pPr>
@@ -12415,17 +12598,29 @@
         <w:keepNext w:val="0"/>
         <w:keepLines/>
         <w:widowControl/>
-        <w:spacing w:before="0" w:after="80" w:line="240" w:lineRule="auto"/>
+        <w:spacing w:before="20" w:after="100" w:line="240" w:lineRule="auto"/>
       </w:pPr>
       <w:r>
         <w:rPr>
           <w:rFonts w:ascii="Nanum Gothic" w:hAnsi="Nanum Gothic" w:eastAsia="Nanum Gothic" w:cs="Nanum Gothic"/>
-          <w:b w:val="0"/>
+          <w:b/>
           <w:i w:val="0"/>
-          <w:color w:val="000000"/>
-          <w:sz w:val="4"/>
+          <w:color w:val="555555"/>
+          <w:sz w:val="14"/>
         </w:rPr>
+        <w:t xml:space="preserve">로그: </w:t>
       </w:r>
+      <w:hyperlink r:id="rId41">
+        <w:r>
+          <w:rPr>
+            <w:rFonts w:ascii="Nanum Gothic" w:hAnsi="Nanum Gothic" w:eastAsia="Nanum Gothic" w:cs="Nanum Gothic"/>
+            <w:color w:val="0563C1"/>
+            <w:u w:val="single"/>
+            <w:sz w:val="14"/>
+          </w:rPr>
+          <w:t xml:space="preserve">https://github.com/tae2yi/UOS_ece2/blob/090e0da/lab3/report/pre/logs/lab3_03_piezo_icarus_normal.txt</w:t>
+        </w:r>
+      </w:hyperlink>
     </w:p>
     <w:p>
       <w:pPr>
@@ -12469,7 +12664,7 @@
                     <pic:cNvPicPr/>
                   </pic:nvPicPr>
                   <pic:blipFill>
-                    <a:blip r:embed="rId20"/>
+                    <a:blip r:embed="rId42"/>
                     <a:stretch>
                       <a:fillRect/>
                     </a:stretch>
@@ -12618,17 +12813,29 @@
         <w:keepNext w:val="0"/>
         <w:keepLines/>
         <w:widowControl/>
-        <w:spacing w:before="0" w:after="80" w:line="240" w:lineRule="auto"/>
+        <w:spacing w:before="20" w:after="100" w:line="240" w:lineRule="auto"/>
       </w:pPr>
       <w:r>
         <w:rPr>
           <w:rFonts w:ascii="Nanum Gothic" w:hAnsi="Nanum Gothic" w:eastAsia="Nanum Gothic" w:cs="Nanum Gothic"/>
-          <w:b w:val="0"/>
+          <w:b/>
           <w:i w:val="0"/>
-          <w:color w:val="000000"/>
-          <w:sz w:val="4"/>
+          <w:color w:val="555555"/>
+          <w:sz w:val="14"/>
         </w:rPr>
+        <w:t xml:space="preserve">diff: </w:t>
       </w:r>
+      <w:hyperlink r:id="rId43">
+        <w:r>
+          <w:rPr>
+            <w:rFonts w:ascii="Nanum Gothic" w:hAnsi="Nanum Gothic" w:eastAsia="Nanum Gothic" w:cs="Nanum Gothic"/>
+            <w:color w:val="0563C1"/>
+            <w:u w:val="single"/>
+            <w:sz w:val="14"/>
+          </w:rPr>
+          <w:t xml:space="preserve">https://github.com/tae2yi/UOS_ece2/blob/090e0da/lab3/report/pre/mod/03_piezo/modification.diff</w:t>
+        </w:r>
+      </w:hyperlink>
     </w:p>
     <w:tbl>
       <w:tblPr>
@@ -12927,7 +13134,7 @@
                     <pic:cNvPicPr/>
                   </pic:nvPicPr>
                   <pic:blipFill>
-                    <a:blip r:embed="rId21"/>
+                    <a:blip r:embed="rId44"/>
                     <a:stretch>
                       <a:fillRect/>
                     </a:stretch>
@@ -12990,7 +13197,7 @@
                     <pic:cNvPicPr/>
                   </pic:nvPicPr>
                   <pic:blipFill>
-                    <a:blip r:embed="rId22"/>
+                    <a:blip r:embed="rId45"/>
                     <a:stretch>
                       <a:fillRect/>
                     </a:stretch>
@@ -13551,7 +13758,7 @@
                     <pic:cNvPicPr/>
                   </pic:nvPicPr>
                   <pic:blipFill>
-                    <a:blip r:embed="rId23"/>
+                    <a:blip r:embed="rId46"/>
                     <a:stretch>
                       <a:fillRect/>
                     </a:stretch>
@@ -14951,16 +15158,17 @@
               <w:spacing w:before="0" w:after="0" w:line="240" w:lineRule="auto"/>
               <w:jc w:val="left"/>
             </w:pPr>
-            <w:r>
-              <w:rPr>
-                <w:rFonts w:ascii="Nanum Gothic" w:hAnsi="Nanum Gothic" w:eastAsia="Nanum Gothic" w:cs="Nanum Gothic"/>
-                <w:b w:val="0"/>
-                <w:i w:val="0"/>
-                <w:color w:val="222222"/>
-                <w:sz w:val="14"/>
-              </w:rPr>
-              <w:t>src/lab3_stepper.v</w:t>
-            </w:r>
+            <w:hyperlink r:id="rId47">
+              <w:r>
+                <w:rPr>
+                  <w:rFonts w:ascii="Nanum Gothic" w:hAnsi="Nanum Gothic" w:eastAsia="Nanum Gothic" w:cs="Nanum Gothic"/>
+                  <w:color w:val="0563C1"/>
+                  <w:u w:val="single"/>
+                  <w:sz w:val="14"/>
+                </w:rPr>
+                <w:t xml:space="preserve">src/lab3_stepper.v</w:t>
+              </w:r>
+            </w:hyperlink>
           </w:p>
         </w:tc>
         <w:tc>
@@ -15008,16 +15216,17 @@
               <w:spacing w:before="0" w:after="0" w:line="240" w:lineRule="auto"/>
               <w:jc w:val="left"/>
             </w:pPr>
-            <w:r>
-              <w:rPr>
-                <w:rFonts w:ascii="Nanum Gothic" w:hAnsi="Nanum Gothic" w:eastAsia="Nanum Gothic" w:cs="Nanum Gothic"/>
-                <w:b w:val="0"/>
-                <w:i w:val="0"/>
-                <w:color w:val="222222"/>
-                <w:sz w:val="14"/>
-              </w:rPr>
-              <w:t>sim/tb_stepper.sv</w:t>
-            </w:r>
+            <w:hyperlink r:id="rId48">
+              <w:r>
+                <w:rPr>
+                  <w:rFonts w:ascii="Nanum Gothic" w:hAnsi="Nanum Gothic" w:eastAsia="Nanum Gothic" w:cs="Nanum Gothic"/>
+                  <w:color w:val="0563C1"/>
+                  <w:u w:val="single"/>
+                  <w:sz w:val="14"/>
+                </w:rPr>
+                <w:t xml:space="preserve">sim/tb_stepper.sv</w:t>
+              </w:r>
+            </w:hyperlink>
           </w:p>
         </w:tc>
         <w:tc>
@@ -15065,16 +15274,17 @@
               <w:spacing w:before="0" w:after="0" w:line="240" w:lineRule="auto"/>
               <w:jc w:val="left"/>
             </w:pPr>
-            <w:r>
-              <w:rPr>
-                <w:rFonts w:ascii="Nanum Gothic" w:hAnsi="Nanum Gothic" w:eastAsia="Nanum Gothic" w:cs="Nanum Gothic"/>
-                <w:b w:val="0"/>
-                <w:i w:val="0"/>
-                <w:color w:val="222222"/>
-                <w:sz w:val="14"/>
-              </w:rPr>
-              <w:t>constraints/lab3_stepper.xdc</w:t>
-            </w:r>
+            <w:hyperlink r:id="rId49">
+              <w:r>
+                <w:rPr>
+                  <w:rFonts w:ascii="Nanum Gothic" w:hAnsi="Nanum Gothic" w:eastAsia="Nanum Gothic" w:cs="Nanum Gothic"/>
+                  <w:color w:val="0563C1"/>
+                  <w:u w:val="single"/>
+                  <w:sz w:val="14"/>
+                </w:rPr>
+                <w:t xml:space="preserve">constraints/lab3_stepper.xdc</w:t>
+              </w:r>
+            </w:hyperlink>
           </w:p>
         </w:tc>
         <w:tc>
@@ -15356,17 +15566,29 @@
         <w:keepNext w:val="0"/>
         <w:keepLines/>
         <w:widowControl/>
-        <w:spacing w:before="0" w:after="80" w:line="240" w:lineRule="auto"/>
+        <w:spacing w:before="20" w:after="100" w:line="240" w:lineRule="auto"/>
       </w:pPr>
       <w:r>
         <w:rPr>
           <w:rFonts w:ascii="Nanum Gothic" w:hAnsi="Nanum Gothic" w:eastAsia="Nanum Gothic" w:cs="Nanum Gothic"/>
-          <w:b w:val="0"/>
+          <w:b/>
           <w:i w:val="0"/>
-          <w:color w:val="000000"/>
-          <w:sz w:val="4"/>
+          <w:color w:val="555555"/>
+          <w:sz w:val="14"/>
         </w:rPr>
+        <w:t xml:space="preserve">GitHub: </w:t>
       </w:r>
+      <w:hyperlink r:id="rId50">
+        <w:r>
+          <w:rPr>
+            <w:rFonts w:ascii="Nanum Gothic" w:hAnsi="Nanum Gothic" w:eastAsia="Nanum Gothic" w:cs="Nanum Gothic"/>
+            <w:color w:val="0563C1"/>
+            <w:u w:val="single"/>
+            <w:sz w:val="14"/>
+          </w:rPr>
+          <w:t xml:space="preserve">https://github.com/tae2yi/UOS_ece2/blob/090e0da/lab3/lab3_04_stepper/src/lab3_stepper.v#L29-L41</w:t>
+        </w:r>
+      </w:hyperlink>
     </w:p>
     <w:p>
       <w:pPr>
@@ -15989,17 +16211,29 @@
         <w:keepNext w:val="0"/>
         <w:keepLines/>
         <w:widowControl/>
-        <w:spacing w:before="0" w:after="80" w:line="240" w:lineRule="auto"/>
+        <w:spacing w:before="20" w:after="100" w:line="240" w:lineRule="auto"/>
       </w:pPr>
       <w:r>
         <w:rPr>
           <w:rFonts w:ascii="Nanum Gothic" w:hAnsi="Nanum Gothic" w:eastAsia="Nanum Gothic" w:cs="Nanum Gothic"/>
-          <w:b w:val="0"/>
+          <w:b/>
           <w:i w:val="0"/>
-          <w:color w:val="000000"/>
-          <w:sz w:val="4"/>
+          <w:color w:val="555555"/>
+          <w:sz w:val="14"/>
         </w:rPr>
+        <w:t xml:space="preserve">로그: </w:t>
       </w:r>
+      <w:hyperlink r:id="rId51">
+        <w:r>
+          <w:rPr>
+            <w:rFonts w:ascii="Nanum Gothic" w:hAnsi="Nanum Gothic" w:eastAsia="Nanum Gothic" w:cs="Nanum Gothic"/>
+            <w:color w:val="0563C1"/>
+            <w:u w:val="single"/>
+            <w:sz w:val="14"/>
+          </w:rPr>
+          <w:t xml:space="preserve">https://github.com/tae2yi/UOS_ece2/blob/090e0da/lab3/report/pre/logs/lab3_04_stepper_icarus_normal.txt</w:t>
+        </w:r>
+      </w:hyperlink>
     </w:p>
     <w:p>
       <w:pPr>
@@ -16043,7 +16277,7 @@
                     <pic:cNvPicPr/>
                   </pic:nvPicPr>
                   <pic:blipFill>
-                    <a:blip r:embed="rId24"/>
+                    <a:blip r:embed="rId52"/>
                     <a:stretch>
                       <a:fillRect/>
                     </a:stretch>
@@ -16192,17 +16426,29 @@
         <w:keepNext w:val="0"/>
         <w:keepLines/>
         <w:widowControl/>
-        <w:spacing w:before="0" w:after="80" w:line="240" w:lineRule="auto"/>
+        <w:spacing w:before="20" w:after="100" w:line="240" w:lineRule="auto"/>
       </w:pPr>
       <w:r>
         <w:rPr>
           <w:rFonts w:ascii="Nanum Gothic" w:hAnsi="Nanum Gothic" w:eastAsia="Nanum Gothic" w:cs="Nanum Gothic"/>
-          <w:b w:val="0"/>
+          <w:b/>
           <w:i w:val="0"/>
-          <w:color w:val="000000"/>
-          <w:sz w:val="4"/>
+          <w:color w:val="555555"/>
+          <w:sz w:val="14"/>
         </w:rPr>
+        <w:t xml:space="preserve">diff: </w:t>
       </w:r>
+      <w:hyperlink r:id="rId53">
+        <w:r>
+          <w:rPr>
+            <w:rFonts w:ascii="Nanum Gothic" w:hAnsi="Nanum Gothic" w:eastAsia="Nanum Gothic" w:cs="Nanum Gothic"/>
+            <w:color w:val="0563C1"/>
+            <w:u w:val="single"/>
+            <w:sz w:val="14"/>
+          </w:rPr>
+          <w:t xml:space="preserve">https://github.com/tae2yi/UOS_ece2/blob/090e0da/lab3/report/pre/mod/04_stepper/modification.diff</w:t>
+        </w:r>
+      </w:hyperlink>
     </w:p>
     <w:tbl>
       <w:tblPr>
@@ -16501,7 +16747,7 @@
                     <pic:cNvPicPr/>
                   </pic:nvPicPr>
                   <pic:blipFill>
-                    <a:blip r:embed="rId25"/>
+                    <a:blip r:embed="rId54"/>
                     <a:stretch>
                       <a:fillRect/>
                     </a:stretch>
@@ -16564,7 +16810,7 @@
                     <pic:cNvPicPr/>
                   </pic:nvPicPr>
                   <pic:blipFill>
-                    <a:blip r:embed="rId26"/>
+                    <a:blip r:embed="rId55"/>
                     <a:stretch>
                       <a:fillRect/>
                     </a:stretch>
@@ -17125,7 +17371,7 @@
                     <pic:cNvPicPr/>
                   </pic:nvPicPr>
                   <pic:blipFill>
-                    <a:blip r:embed="rId27"/>
+                    <a:blip r:embed="rId56"/>
                     <a:stretch>
                       <a:fillRect/>
                     </a:stretch>
@@ -18503,16 +18749,17 @@
               <w:spacing w:before="0" w:after="0" w:line="240" w:lineRule="auto"/>
               <w:jc w:val="left"/>
             </w:pPr>
-            <w:r>
-              <w:rPr>
-                <w:rFonts w:ascii="Nanum Gothic" w:hAnsi="Nanum Gothic" w:eastAsia="Nanum Gothic" w:cs="Nanum Gothic"/>
-                <w:b w:val="0"/>
-                <w:i w:val="0"/>
-                <w:color w:val="222222"/>
-                <w:sz w:val="14"/>
-              </w:rPr>
-              <w:t>src/mmss_counter.v</w:t>
-            </w:r>
+            <w:hyperlink r:id="rId57">
+              <w:r>
+                <w:rPr>
+                  <w:rFonts w:ascii="Nanum Gothic" w:hAnsi="Nanum Gothic" w:eastAsia="Nanum Gothic" w:cs="Nanum Gothic"/>
+                  <w:color w:val="0563C1"/>
+                  <w:u w:val="single"/>
+                  <w:sz w:val="14"/>
+                </w:rPr>
+                <w:t xml:space="preserve">src/mmss_counter.v</w:t>
+              </w:r>
+            </w:hyperlink>
           </w:p>
         </w:tc>
         <w:tc>
@@ -18560,16 +18807,17 @@
               <w:spacing w:before="0" w:after="0" w:line="240" w:lineRule="auto"/>
               <w:jc w:val="left"/>
             </w:pPr>
-            <w:r>
-              <w:rPr>
-                <w:rFonts w:ascii="Nanum Gothic" w:hAnsi="Nanum Gothic" w:eastAsia="Nanum Gothic" w:cs="Nanum Gothic"/>
-                <w:b w:val="0"/>
-                <w:i w:val="0"/>
-                <w:color w:val="222222"/>
-                <w:sz w:val="14"/>
-              </w:rPr>
-              <w:t>src/sevenseg_decode.v</w:t>
-            </w:r>
+            <w:hyperlink r:id="rId58">
+              <w:r>
+                <w:rPr>
+                  <w:rFonts w:ascii="Nanum Gothic" w:hAnsi="Nanum Gothic" w:eastAsia="Nanum Gothic" w:cs="Nanum Gothic"/>
+                  <w:color w:val="0563C1"/>
+                  <w:u w:val="single"/>
+                  <w:sz w:val="14"/>
+                </w:rPr>
+                <w:t xml:space="preserve">src/sevenseg_decode.v</w:t>
+              </w:r>
+            </w:hyperlink>
           </w:p>
         </w:tc>
         <w:tc>
@@ -18617,16 +18865,17 @@
               <w:spacing w:before="0" w:after="0" w:line="240" w:lineRule="auto"/>
               <w:jc w:val="left"/>
             </w:pPr>
-            <w:r>
-              <w:rPr>
-                <w:rFonts w:ascii="Nanum Gothic" w:hAnsi="Nanum Gothic" w:eastAsia="Nanum Gothic" w:cs="Nanum Gothic"/>
-                <w:b w:val="0"/>
-                <w:i w:val="0"/>
-                <w:color w:val="222222"/>
-                <w:sz w:val="14"/>
-              </w:rPr>
-              <w:t>src/lab3_mmss_clock.v</w:t>
-            </w:r>
+            <w:hyperlink r:id="rId59">
+              <w:r>
+                <w:rPr>
+                  <w:rFonts w:ascii="Nanum Gothic" w:hAnsi="Nanum Gothic" w:eastAsia="Nanum Gothic" w:cs="Nanum Gothic"/>
+                  <w:color w:val="0563C1"/>
+                  <w:u w:val="single"/>
+                  <w:sz w:val="14"/>
+                </w:rPr>
+                <w:t xml:space="preserve">src/lab3_mmss_clock.v</w:t>
+              </w:r>
+            </w:hyperlink>
           </w:p>
         </w:tc>
         <w:tc>
@@ -18674,16 +18923,17 @@
               <w:spacing w:before="0" w:after="0" w:line="240" w:lineRule="auto"/>
               <w:jc w:val="left"/>
             </w:pPr>
-            <w:r>
-              <w:rPr>
-                <w:rFonts w:ascii="Nanum Gothic" w:hAnsi="Nanum Gothic" w:eastAsia="Nanum Gothic" w:cs="Nanum Gothic"/>
-                <w:b w:val="0"/>
-                <w:i w:val="0"/>
-                <w:color w:val="222222"/>
-                <w:sz w:val="14"/>
-              </w:rPr>
-              <w:t>sim/tb_mmss_counter.sv</w:t>
-            </w:r>
+            <w:hyperlink r:id="rId60">
+              <w:r>
+                <w:rPr>
+                  <w:rFonts w:ascii="Nanum Gothic" w:hAnsi="Nanum Gothic" w:eastAsia="Nanum Gothic" w:cs="Nanum Gothic"/>
+                  <w:color w:val="0563C1"/>
+                  <w:u w:val="single"/>
+                  <w:sz w:val="14"/>
+                </w:rPr>
+                <w:t xml:space="preserve">sim/tb_mmss_counter.sv</w:t>
+              </w:r>
+            </w:hyperlink>
           </w:p>
         </w:tc>
         <w:tc>
@@ -18731,16 +18981,17 @@
               <w:spacing w:before="0" w:after="0" w:line="240" w:lineRule="auto"/>
               <w:jc w:val="left"/>
             </w:pPr>
-            <w:r>
-              <w:rPr>
-                <w:rFonts w:ascii="Nanum Gothic" w:hAnsi="Nanum Gothic" w:eastAsia="Nanum Gothic" w:cs="Nanum Gothic"/>
-                <w:b w:val="0"/>
-                <w:i w:val="0"/>
-                <w:color w:val="222222"/>
-                <w:sz w:val="14"/>
-              </w:rPr>
-              <w:t>constraints/lab3_mmss_clock.xdc</w:t>
-            </w:r>
+            <w:hyperlink r:id="rId61">
+              <w:r>
+                <w:rPr>
+                  <w:rFonts w:ascii="Nanum Gothic" w:hAnsi="Nanum Gothic" w:eastAsia="Nanum Gothic" w:cs="Nanum Gothic"/>
+                  <w:color w:val="0563C1"/>
+                  <w:u w:val="single"/>
+                  <w:sz w:val="14"/>
+                </w:rPr>
+                <w:t xml:space="preserve">constraints/lab3_mmss_clock.xdc</w:t>
+              </w:r>
+            </w:hyperlink>
           </w:p>
         </w:tc>
         <w:tc>
@@ -19139,17 +19390,29 @@
         <w:keepNext w:val="0"/>
         <w:keepLines/>
         <w:widowControl/>
-        <w:spacing w:before="0" w:after="80" w:line="240" w:lineRule="auto"/>
+        <w:spacing w:before="20" w:after="100" w:line="240" w:lineRule="auto"/>
       </w:pPr>
       <w:r>
         <w:rPr>
           <w:rFonts w:ascii="Nanum Gothic" w:hAnsi="Nanum Gothic" w:eastAsia="Nanum Gothic" w:cs="Nanum Gothic"/>
-          <w:b w:val="0"/>
+          <w:b/>
           <w:i w:val="0"/>
-          <w:color w:val="000000"/>
-          <w:sz w:val="4"/>
+          <w:color w:val="555555"/>
+          <w:sz w:val="14"/>
         </w:rPr>
+        <w:t xml:space="preserve">GitHub: </w:t>
       </w:r>
+      <w:hyperlink r:id="rId62">
+        <w:r>
+          <w:rPr>
+            <w:rFonts w:ascii="Nanum Gothic" w:hAnsi="Nanum Gothic" w:eastAsia="Nanum Gothic" w:cs="Nanum Gothic"/>
+            <w:color w:val="0563C1"/>
+            <w:u w:val="single"/>
+            <w:sz w:val="14"/>
+          </w:rPr>
+          <w:t xml:space="preserve">https://github.com/tae2yi/UOS_ece2/blob/090e0da/lab3/lab3_05_mmss_clock/src/mmss_counter.v#L20-L40</w:t>
+        </w:r>
+      </w:hyperlink>
     </w:p>
     <w:p>
       <w:pPr>
@@ -19920,17 +20183,29 @@
         <w:keepNext w:val="0"/>
         <w:keepLines/>
         <w:widowControl/>
-        <w:spacing w:before="0" w:after="80" w:line="240" w:lineRule="auto"/>
+        <w:spacing w:before="20" w:after="100" w:line="240" w:lineRule="auto"/>
       </w:pPr>
       <w:r>
         <w:rPr>
           <w:rFonts w:ascii="Nanum Gothic" w:hAnsi="Nanum Gothic" w:eastAsia="Nanum Gothic" w:cs="Nanum Gothic"/>
-          <w:b w:val="0"/>
+          <w:b/>
           <w:i w:val="0"/>
-          <w:color w:val="000000"/>
-          <w:sz w:val="4"/>
+          <w:color w:val="555555"/>
+          <w:sz w:val="14"/>
         </w:rPr>
+        <w:t xml:space="preserve">로그: </w:t>
       </w:r>
+      <w:hyperlink r:id="rId63">
+        <w:r>
+          <w:rPr>
+            <w:rFonts w:ascii="Nanum Gothic" w:hAnsi="Nanum Gothic" w:eastAsia="Nanum Gothic" w:cs="Nanum Gothic"/>
+            <w:color w:val="0563C1"/>
+            <w:u w:val="single"/>
+            <w:sz w:val="14"/>
+          </w:rPr>
+          <w:t xml:space="preserve">https://github.com/tae2yi/UOS_ece2/blob/090e0da/lab3/report/pre/logs/lab3_05_mmss_clock_icarus_normal.txt</w:t>
+        </w:r>
+      </w:hyperlink>
     </w:p>
     <w:p>
       <w:pPr>
@@ -19974,7 +20249,7 @@
                     <pic:cNvPicPr/>
                   </pic:nvPicPr>
                   <pic:blipFill>
-                    <a:blip r:embed="rId28"/>
+                    <a:blip r:embed="rId64"/>
                     <a:stretch>
                       <a:fillRect/>
                     </a:stretch>
@@ -20123,17 +20398,29 @@
         <w:keepNext w:val="0"/>
         <w:keepLines/>
         <w:widowControl/>
-        <w:spacing w:before="0" w:after="80" w:line="240" w:lineRule="auto"/>
+        <w:spacing w:before="20" w:after="100" w:line="240" w:lineRule="auto"/>
       </w:pPr>
       <w:r>
         <w:rPr>
           <w:rFonts w:ascii="Nanum Gothic" w:hAnsi="Nanum Gothic" w:eastAsia="Nanum Gothic" w:cs="Nanum Gothic"/>
-          <w:b w:val="0"/>
+          <w:b/>
           <w:i w:val="0"/>
-          <w:color w:val="000000"/>
-          <w:sz w:val="4"/>
+          <w:color w:val="555555"/>
+          <w:sz w:val="14"/>
         </w:rPr>
+        <w:t xml:space="preserve">diff: </w:t>
       </w:r>
+      <w:hyperlink r:id="rId65">
+        <w:r>
+          <w:rPr>
+            <w:rFonts w:ascii="Nanum Gothic" w:hAnsi="Nanum Gothic" w:eastAsia="Nanum Gothic" w:cs="Nanum Gothic"/>
+            <w:color w:val="0563C1"/>
+            <w:u w:val="single"/>
+            <w:sz w:val="14"/>
+          </w:rPr>
+          <w:t xml:space="preserve">https://github.com/tae2yi/UOS_ece2/blob/090e0da/lab3/report/pre/mod/05_mmss_clock/modification.diff</w:t>
+        </w:r>
+      </w:hyperlink>
     </w:p>
     <w:tbl>
       <w:tblPr>
@@ -20432,7 +20719,7 @@
                     <pic:cNvPicPr/>
                   </pic:nvPicPr>
                   <pic:blipFill>
-                    <a:blip r:embed="rId29"/>
+                    <a:blip r:embed="rId66"/>
                     <a:stretch>
                       <a:fillRect/>
                     </a:stretch>
@@ -20495,7 +20782,7 @@
                     <pic:cNvPicPr/>
                   </pic:nvPicPr>
                   <pic:blipFill>
-                    <a:blip r:embed="rId30"/>
+                    <a:blip r:embed="rId67"/>
                     <a:stretch>
                       <a:fillRect/>
                     </a:stretch>
@@ -21113,7 +21400,7 @@
                     <pic:cNvPicPr/>
                   </pic:nvPicPr>
                   <pic:blipFill>
-                    <a:blip r:embed="rId31"/>
+                    <a:blip r:embed="rId68"/>
                     <a:stretch>
                       <a:fillRect/>
                     </a:stretch>
@@ -23167,16 +23454,17 @@
               <w:spacing w:before="0" w:after="0" w:line="240" w:lineRule="auto"/>
               <w:jc w:val="left"/>
             </w:pPr>
-            <w:r>
-              <w:rPr>
-                <w:rFonts w:ascii="Nanum Gothic" w:hAnsi="Nanum Gothic" w:eastAsia="Nanum Gothic" w:cs="Nanum Gothic"/>
-                <w:b w:val="0"/>
-                <w:i w:val="0"/>
-                <w:color w:val="222222"/>
-                <w:sz w:val="14"/>
-              </w:rPr>
-              <w:t>src/lab3_character_lcd.v</w:t>
-            </w:r>
+            <w:hyperlink r:id="rId69">
+              <w:r>
+                <w:rPr>
+                  <w:rFonts w:ascii="Nanum Gothic" w:hAnsi="Nanum Gothic" w:eastAsia="Nanum Gothic" w:cs="Nanum Gothic"/>
+                  <w:color w:val="0563C1"/>
+                  <w:u w:val="single"/>
+                  <w:sz w:val="14"/>
+                </w:rPr>
+                <w:t xml:space="preserve">src/lab3_character_lcd.v</w:t>
+              </w:r>
+            </w:hyperlink>
           </w:p>
         </w:tc>
         <w:tc>
@@ -23224,16 +23512,17 @@
               <w:spacing w:before="0" w:after="0" w:line="240" w:lineRule="auto"/>
               <w:jc w:val="left"/>
             </w:pPr>
-            <w:r>
-              <w:rPr>
-                <w:rFonts w:ascii="Nanum Gothic" w:hAnsi="Nanum Gothic" w:eastAsia="Nanum Gothic" w:cs="Nanum Gothic"/>
-                <w:b w:val="0"/>
-                <w:i w:val="0"/>
-                <w:color w:val="222222"/>
-                <w:sz w:val="14"/>
-              </w:rPr>
-              <w:t>sim/tb_character_lcd.sv</w:t>
-            </w:r>
+            <w:hyperlink r:id="rId70">
+              <w:r>
+                <w:rPr>
+                  <w:rFonts w:ascii="Nanum Gothic" w:hAnsi="Nanum Gothic" w:eastAsia="Nanum Gothic" w:cs="Nanum Gothic"/>
+                  <w:color w:val="0563C1"/>
+                  <w:u w:val="single"/>
+                  <w:sz w:val="14"/>
+                </w:rPr>
+                <w:t xml:space="preserve">sim/tb_character_lcd.sv</w:t>
+              </w:r>
+            </w:hyperlink>
           </w:p>
         </w:tc>
         <w:tc>
@@ -23281,16 +23570,17 @@
               <w:spacing w:before="0" w:after="0" w:line="240" w:lineRule="auto"/>
               <w:jc w:val="left"/>
             </w:pPr>
-            <w:r>
-              <w:rPr>
-                <w:rFonts w:ascii="Nanum Gothic" w:hAnsi="Nanum Gothic" w:eastAsia="Nanum Gothic" w:cs="Nanum Gothic"/>
-                <w:b w:val="0"/>
-                <w:i w:val="0"/>
-                <w:color w:val="222222"/>
-                <w:sz w:val="14"/>
-              </w:rPr>
-              <w:t>constraints/lab3_character_lcd.xdc</w:t>
-            </w:r>
+            <w:hyperlink r:id="rId71">
+              <w:r>
+                <w:rPr>
+                  <w:rFonts w:ascii="Nanum Gothic" w:hAnsi="Nanum Gothic" w:eastAsia="Nanum Gothic" w:cs="Nanum Gothic"/>
+                  <w:color w:val="0563C1"/>
+                  <w:u w:val="single"/>
+                  <w:sz w:val="14"/>
+                </w:rPr>
+                <w:t xml:space="preserve">constraints/lab3_character_lcd.xdc</w:t>
+              </w:r>
+            </w:hyperlink>
           </w:p>
         </w:tc>
         <w:tc>
@@ -23663,17 +23953,29 @@
         <w:keepNext w:val="0"/>
         <w:keepLines/>
         <w:widowControl/>
-        <w:spacing w:before="0" w:after="80" w:line="240" w:lineRule="auto"/>
+        <w:spacing w:before="20" w:after="100" w:line="240" w:lineRule="auto"/>
       </w:pPr>
       <w:r>
         <w:rPr>
           <w:rFonts w:ascii="Nanum Gothic" w:hAnsi="Nanum Gothic" w:eastAsia="Nanum Gothic" w:cs="Nanum Gothic"/>
-          <w:b w:val="0"/>
+          <w:b/>
           <w:i w:val="0"/>
-          <w:color w:val="000000"/>
-          <w:sz w:val="4"/>
+          <w:color w:val="555555"/>
+          <w:sz w:val="14"/>
         </w:rPr>
+        <w:t xml:space="preserve">GitHub: </w:t>
       </w:r>
+      <w:hyperlink r:id="rId72">
+        <w:r>
+          <w:rPr>
+            <w:rFonts w:ascii="Nanum Gothic" w:hAnsi="Nanum Gothic" w:eastAsia="Nanum Gothic" w:cs="Nanum Gothic"/>
+            <w:color w:val="0563C1"/>
+            <w:u w:val="single"/>
+            <w:sz w:val="14"/>
+          </w:rPr>
+          <w:t xml:space="preserve">https://github.com/tae2yi/UOS_ece2/blob/090e0da/lab3/lab3_06_character_lcd/src/lab3_character_lcd.v#L87-L106</w:t>
+        </w:r>
+      </w:hyperlink>
     </w:p>
     <w:p>
       <w:pPr>
@@ -24379,17 +24681,29 @@
         <w:keepNext w:val="0"/>
         <w:keepLines/>
         <w:widowControl/>
-        <w:spacing w:before="0" w:after="80" w:line="240" w:lineRule="auto"/>
+        <w:spacing w:before="20" w:after="100" w:line="240" w:lineRule="auto"/>
       </w:pPr>
       <w:r>
         <w:rPr>
           <w:rFonts w:ascii="Nanum Gothic" w:hAnsi="Nanum Gothic" w:eastAsia="Nanum Gothic" w:cs="Nanum Gothic"/>
-          <w:b w:val="0"/>
+          <w:b/>
           <w:i w:val="0"/>
-          <w:color w:val="000000"/>
-          <w:sz w:val="4"/>
+          <w:color w:val="555555"/>
+          <w:sz w:val="14"/>
         </w:rPr>
+        <w:t xml:space="preserve">로그: </w:t>
       </w:r>
+      <w:hyperlink r:id="rId73">
+        <w:r>
+          <w:rPr>
+            <w:rFonts w:ascii="Nanum Gothic" w:hAnsi="Nanum Gothic" w:eastAsia="Nanum Gothic" w:cs="Nanum Gothic"/>
+            <w:color w:val="0563C1"/>
+            <w:u w:val="single"/>
+            <w:sz w:val="14"/>
+          </w:rPr>
+          <w:t xml:space="preserve">https://github.com/tae2yi/UOS_ece2/blob/090e0da/lab3/report/pre/logs/lab3_06_character_lcd_icarus_normal.txt</w:t>
+        </w:r>
+      </w:hyperlink>
     </w:p>
     <w:p>
       <w:pPr>
@@ -24433,7 +24747,7 @@
                     <pic:cNvPicPr/>
                   </pic:nvPicPr>
                   <pic:blipFill>
-                    <a:blip r:embed="rId32"/>
+                    <a:blip r:embed="rId74"/>
                     <a:stretch>
                       <a:fillRect/>
                     </a:stretch>
@@ -24582,17 +24896,29 @@
         <w:keepNext w:val="0"/>
         <w:keepLines/>
         <w:widowControl/>
-        <w:spacing w:before="0" w:after="80" w:line="240" w:lineRule="auto"/>
+        <w:spacing w:before="20" w:after="100" w:line="240" w:lineRule="auto"/>
       </w:pPr>
       <w:r>
         <w:rPr>
           <w:rFonts w:ascii="Nanum Gothic" w:hAnsi="Nanum Gothic" w:eastAsia="Nanum Gothic" w:cs="Nanum Gothic"/>
-          <w:b w:val="0"/>
+          <w:b/>
           <w:i w:val="0"/>
-          <w:color w:val="000000"/>
-          <w:sz w:val="4"/>
+          <w:color w:val="555555"/>
+          <w:sz w:val="14"/>
         </w:rPr>
+        <w:t xml:space="preserve">diff: </w:t>
       </w:r>
+      <w:hyperlink r:id="rId75">
+        <w:r>
+          <w:rPr>
+            <w:rFonts w:ascii="Nanum Gothic" w:hAnsi="Nanum Gothic" w:eastAsia="Nanum Gothic" w:cs="Nanum Gothic"/>
+            <w:color w:val="0563C1"/>
+            <w:u w:val="single"/>
+            <w:sz w:val="14"/>
+          </w:rPr>
+          <w:t xml:space="preserve">https://github.com/tae2yi/UOS_ece2/blob/090e0da/lab3/report/pre/mod/06_character_lcd/modification.diff</w:t>
+        </w:r>
+      </w:hyperlink>
     </w:p>
     <w:tbl>
       <w:tblPr>
@@ -24891,7 +25217,7 @@
                     <pic:cNvPicPr/>
                   </pic:nvPicPr>
                   <pic:blipFill>
-                    <a:blip r:embed="rId33"/>
+                    <a:blip r:embed="rId76"/>
                     <a:stretch>
                       <a:fillRect/>
                     </a:stretch>
@@ -24954,7 +25280,7 @@
                     <pic:cNvPicPr/>
                   </pic:nvPicPr>
                   <pic:blipFill>
-                    <a:blip r:embed="rId34"/>
+                    <a:blip r:embed="rId77"/>
                     <a:stretch>
                       <a:fillRect/>
                     </a:stretch>
@@ -25515,7 +25841,7 @@
                     <pic:cNvPicPr/>
                   </pic:nvPicPr>
                   <pic:blipFill>
-                    <a:blip r:embed="rId35"/>
+                    <a:blip r:embed="rId78"/>
                     <a:stretch>
                       <a:fillRect/>
                     </a:stretch>
@@ -26893,16 +27219,17 @@
               <w:spacing w:before="0" w:after="0" w:line="240" w:lineRule="auto"/>
               <w:jc w:val="left"/>
             </w:pPr>
-            <w:r>
-              <w:rPr>
-                <w:rFonts w:ascii="Nanum Gothic" w:hAnsi="Nanum Gothic" w:eastAsia="Nanum Gothic" w:cs="Nanum Gothic"/>
-                <w:b w:val="0"/>
-                <w:i w:val="0"/>
-                <w:color w:val="222222"/>
-                <w:sz w:val="14"/>
-              </w:rPr>
-              <w:t>src/uart.v</w:t>
-            </w:r>
+            <w:hyperlink r:id="rId79">
+              <w:r>
+                <w:rPr>
+                  <w:rFonts w:ascii="Nanum Gothic" w:hAnsi="Nanum Gothic" w:eastAsia="Nanum Gothic" w:cs="Nanum Gothic"/>
+                  <w:color w:val="0563C1"/>
+                  <w:u w:val="single"/>
+                  <w:sz w:val="14"/>
+                </w:rPr>
+                <w:t xml:space="preserve">src/uart.v</w:t>
+              </w:r>
+            </w:hyperlink>
           </w:p>
         </w:tc>
         <w:tc>
@@ -26950,16 +27277,17 @@
               <w:spacing w:before="0" w:after="0" w:line="240" w:lineRule="auto"/>
               <w:jc w:val="left"/>
             </w:pPr>
-            <w:r>
-              <w:rPr>
-                <w:rFonts w:ascii="Nanum Gothic" w:hAnsi="Nanum Gothic" w:eastAsia="Nanum Gothic" w:cs="Nanum Gothic"/>
-                <w:b w:val="0"/>
-                <w:i w:val="0"/>
-                <w:color w:val="222222"/>
-                <w:sz w:val="14"/>
-              </w:rPr>
-              <w:t>src/lab3_uart_echo.v</w:t>
-            </w:r>
+            <w:hyperlink r:id="rId80">
+              <w:r>
+                <w:rPr>
+                  <w:rFonts w:ascii="Nanum Gothic" w:hAnsi="Nanum Gothic" w:eastAsia="Nanum Gothic" w:cs="Nanum Gothic"/>
+                  <w:color w:val="0563C1"/>
+                  <w:u w:val="single"/>
+                  <w:sz w:val="14"/>
+                </w:rPr>
+                <w:t xml:space="preserve">src/lab3_uart_echo.v</w:t>
+              </w:r>
+            </w:hyperlink>
           </w:p>
         </w:tc>
         <w:tc>
@@ -27007,16 +27335,17 @@
               <w:spacing w:before="0" w:after="0" w:line="240" w:lineRule="auto"/>
               <w:jc w:val="left"/>
             </w:pPr>
-            <w:r>
-              <w:rPr>
-                <w:rFonts w:ascii="Nanum Gothic" w:hAnsi="Nanum Gothic" w:eastAsia="Nanum Gothic" w:cs="Nanum Gothic"/>
-                <w:b w:val="0"/>
-                <w:i w:val="0"/>
-                <w:color w:val="222222"/>
-                <w:sz w:val="14"/>
-              </w:rPr>
-              <w:t>sim/tb_uart_echo.sv</w:t>
-            </w:r>
+            <w:hyperlink r:id="rId81">
+              <w:r>
+                <w:rPr>
+                  <w:rFonts w:ascii="Nanum Gothic" w:hAnsi="Nanum Gothic" w:eastAsia="Nanum Gothic" w:cs="Nanum Gothic"/>
+                  <w:color w:val="0563C1"/>
+                  <w:u w:val="single"/>
+                  <w:sz w:val="14"/>
+                </w:rPr>
+                <w:t xml:space="preserve">sim/tb_uart_echo.sv</w:t>
+              </w:r>
+            </w:hyperlink>
           </w:p>
         </w:tc>
         <w:tc>
@@ -27064,16 +27393,17 @@
               <w:spacing w:before="0" w:after="0" w:line="240" w:lineRule="auto"/>
               <w:jc w:val="left"/>
             </w:pPr>
-            <w:r>
-              <w:rPr>
-                <w:rFonts w:ascii="Nanum Gothic" w:hAnsi="Nanum Gothic" w:eastAsia="Nanum Gothic" w:cs="Nanum Gothic"/>
-                <w:b w:val="0"/>
-                <w:i w:val="0"/>
-                <w:color w:val="222222"/>
-                <w:sz w:val="14"/>
-              </w:rPr>
-              <w:t>constraints/lab3_uart_echo.xdc</w:t>
-            </w:r>
+            <w:hyperlink r:id="rId82">
+              <w:r>
+                <w:rPr>
+                  <w:rFonts w:ascii="Nanum Gothic" w:hAnsi="Nanum Gothic" w:eastAsia="Nanum Gothic" w:cs="Nanum Gothic"/>
+                  <w:color w:val="0563C1"/>
+                  <w:u w:val="single"/>
+                  <w:sz w:val="14"/>
+                </w:rPr>
+                <w:t xml:space="preserve">constraints/lab3_uart_echo.xdc</w:t>
+              </w:r>
+            </w:hyperlink>
           </w:p>
         </w:tc>
         <w:tc>
@@ -27381,17 +27711,29 @@
         <w:keepNext w:val="0"/>
         <w:keepLines/>
         <w:widowControl/>
-        <w:spacing w:before="0" w:after="80" w:line="240" w:lineRule="auto"/>
+        <w:spacing w:before="20" w:after="100" w:line="240" w:lineRule="auto"/>
       </w:pPr>
       <w:r>
         <w:rPr>
           <w:rFonts w:ascii="Nanum Gothic" w:hAnsi="Nanum Gothic" w:eastAsia="Nanum Gothic" w:cs="Nanum Gothic"/>
-          <w:b w:val="0"/>
+          <w:b/>
           <w:i w:val="0"/>
-          <w:color w:val="000000"/>
-          <w:sz w:val="4"/>
+          <w:color w:val="555555"/>
+          <w:sz w:val="14"/>
         </w:rPr>
+        <w:t xml:space="preserve">GitHub: </w:t>
       </w:r>
+      <w:hyperlink r:id="rId83">
+        <w:r>
+          <w:rPr>
+            <w:rFonts w:ascii="Nanum Gothic" w:hAnsi="Nanum Gothic" w:eastAsia="Nanum Gothic" w:cs="Nanum Gothic"/>
+            <w:color w:val="0563C1"/>
+            <w:u w:val="single"/>
+            <w:sz w:val="14"/>
+          </w:rPr>
+          <w:t xml:space="preserve">https://github.com/tae2yi/UOS_ece2/blob/090e0da/lab3/lab3_07_uart_echo/src/lab3_uart_echo.v#L28-L42</w:t>
+        </w:r>
+      </w:hyperlink>
     </w:p>
     <w:p>
       <w:pPr>
@@ -28014,17 +28356,29 @@
         <w:keepNext w:val="0"/>
         <w:keepLines/>
         <w:widowControl/>
-        <w:spacing w:before="0" w:after="80" w:line="240" w:lineRule="auto"/>
+        <w:spacing w:before="20" w:after="100" w:line="240" w:lineRule="auto"/>
       </w:pPr>
       <w:r>
         <w:rPr>
           <w:rFonts w:ascii="Nanum Gothic" w:hAnsi="Nanum Gothic" w:eastAsia="Nanum Gothic" w:cs="Nanum Gothic"/>
-          <w:b w:val="0"/>
+          <w:b/>
           <w:i w:val="0"/>
-          <w:color w:val="000000"/>
-          <w:sz w:val="4"/>
+          <w:color w:val="555555"/>
+          <w:sz w:val="14"/>
         </w:rPr>
+        <w:t xml:space="preserve">로그: </w:t>
       </w:r>
+      <w:hyperlink r:id="rId84">
+        <w:r>
+          <w:rPr>
+            <w:rFonts w:ascii="Nanum Gothic" w:hAnsi="Nanum Gothic" w:eastAsia="Nanum Gothic" w:cs="Nanum Gothic"/>
+            <w:color w:val="0563C1"/>
+            <w:u w:val="single"/>
+            <w:sz w:val="14"/>
+          </w:rPr>
+          <w:t xml:space="preserve">https://github.com/tae2yi/UOS_ece2/blob/090e0da/lab3/report/pre/logs/lab3_07_uart_echo_icarus_normal.txt</w:t>
+        </w:r>
+      </w:hyperlink>
     </w:p>
     <w:p>
       <w:pPr>
@@ -28068,7 +28422,7 @@
                     <pic:cNvPicPr/>
                   </pic:nvPicPr>
                   <pic:blipFill>
-                    <a:blip r:embed="rId36"/>
+                    <a:blip r:embed="rId85"/>
                     <a:stretch>
                       <a:fillRect/>
                     </a:stretch>
@@ -28243,17 +28597,29 @@
         <w:keepNext w:val="0"/>
         <w:keepLines/>
         <w:widowControl/>
-        <w:spacing w:before="0" w:after="80" w:line="240" w:lineRule="auto"/>
+        <w:spacing w:before="20" w:after="100" w:line="240" w:lineRule="auto"/>
       </w:pPr>
       <w:r>
         <w:rPr>
           <w:rFonts w:ascii="Nanum Gothic" w:hAnsi="Nanum Gothic" w:eastAsia="Nanum Gothic" w:cs="Nanum Gothic"/>
-          <w:b w:val="0"/>
+          <w:b/>
           <w:i w:val="0"/>
-          <w:color w:val="000000"/>
-          <w:sz w:val="4"/>
+          <w:color w:val="555555"/>
+          <w:sz w:val="14"/>
         </w:rPr>
+        <w:t xml:space="preserve">diff: </w:t>
       </w:r>
+      <w:hyperlink r:id="rId86">
+        <w:r>
+          <w:rPr>
+            <w:rFonts w:ascii="Nanum Gothic" w:hAnsi="Nanum Gothic" w:eastAsia="Nanum Gothic" w:cs="Nanum Gothic"/>
+            <w:color w:val="0563C1"/>
+            <w:u w:val="single"/>
+            <w:sz w:val="14"/>
+          </w:rPr>
+          <w:t xml:space="preserve">https://github.com/tae2yi/UOS_ece2/blob/090e0da/lab3/report/pre/mod/07_uart_echo/modification.diff</w:t>
+        </w:r>
+      </w:hyperlink>
     </w:p>
     <w:tbl>
       <w:tblPr>
@@ -28552,7 +28918,7 @@
                     <pic:cNvPicPr/>
                   </pic:nvPicPr>
                   <pic:blipFill>
-                    <a:blip r:embed="rId37"/>
+                    <a:blip r:embed="rId87"/>
                     <a:stretch>
                       <a:fillRect/>
                     </a:stretch>
@@ -28615,7 +28981,7 @@
                     <pic:cNvPicPr/>
                   </pic:nvPicPr>
                   <pic:blipFill>
-                    <a:blip r:embed="rId38"/>
+                    <a:blip r:embed="rId88"/>
                     <a:stretch>
                       <a:fillRect/>
                     </a:stretch>
